--- a/data/niveles/Reportes/Archivo/Reporte_Niveles_Hidrometricos_2026-10-16_1800.docx
+++ b/data/niveles/Reportes/Archivo/Reporte_Niveles_Hidrometricos_2026-10-16_1800.docx
@@ -3055,7 +3055,7 @@
                 <w:b w:val="0"/>
                 <w:sz w:val="14"/>
               </w:rPr>
-              <w:t>+0.05</w:t>
+              <w:t>s/d</w:t>
             </w:r>
           </w:p>
         </w:tc>
@@ -3070,7 +3070,7 @@
                 <w:b w:val="0"/>
                 <w:sz w:val="14"/>
               </w:rPr>
-              <w:t>+0.08</w:t>
+              <w:t>s/d</w:t>
             </w:r>
           </w:p>
         </w:tc>
@@ -3085,7 +3085,7 @@
                 <w:b w:val="0"/>
                 <w:sz w:val="14"/>
               </w:rPr>
-              <w:t>-0.12</w:t>
+              <w:t>s/d</w:t>
             </w:r>
           </w:p>
         </w:tc>
@@ -3177,7 +3177,7 @@
                 <w:b w:val="0"/>
                 <w:sz w:val="14"/>
               </w:rPr>
-              <w:t>-0.13</w:t>
+              <w:t>s/d</w:t>
             </w:r>
           </w:p>
         </w:tc>
@@ -3192,7 +3192,7 @@
                 <w:b w:val="0"/>
                 <w:sz w:val="14"/>
               </w:rPr>
-              <w:t>+0.22</w:t>
+              <w:t>s/d</w:t>
             </w:r>
           </w:p>
         </w:tc>
@@ -3207,7 +3207,7 @@
                 <w:b w:val="0"/>
                 <w:sz w:val="14"/>
               </w:rPr>
-              <w:t>+0.12</w:t>
+              <w:t>s/d</w:t>
             </w:r>
           </w:p>
         </w:tc>
